--- a/paper/PAPER FADHIL.docx
+++ b/paper/PAPER FADHIL.docx
@@ -12328,7 +12328,7 @@
           <w:sz w:val="22"/>
           <w:szCs w:val="22"/>
         </w:rPr>
-        <w:t xml:space="preserve">, Bloomsbury Sigma, London. </w:t>
+        <w:t>, Bloomsbury Sigma, London.</w:t>
       </w:r>
     </w:p>
     <w:p>
@@ -12348,48 +12348,6 @@
           <w:szCs w:val="22"/>
         </w:rPr>
       </w:pPr>
-      <w:r>
-        <w:rPr>
-          <w:color w:val="000000"/>
-          <w:sz w:val="22"/>
-          <w:szCs w:val="22"/>
-        </w:rPr>
-        <w:t xml:space="preserve">[2] </w:t>
-      </w:r>
-      <w:r>
-        <w:rPr>
-          <w:color w:val="000000"/>
-          <w:sz w:val="22"/>
-          <w:szCs w:val="22"/>
-        </w:rPr>
-        <w:t>W</w:t>
-      </w:r>
-      <w:r>
-        <w:rPr>
-          <w:color w:val="000000"/>
-          <w:sz w:val="22"/>
-          <w:szCs w:val="22"/>
-        </w:rPr>
-        <w:t xml:space="preserve">. Spearman, 2018, Beyond Expected Goals, </w:t>
-      </w:r>
-      <w:r>
-        <w:rPr>
-          <w:i/>
-          <w:iCs/>
-          <w:color w:val="000000"/>
-          <w:sz w:val="22"/>
-          <w:szCs w:val="22"/>
-        </w:rPr>
-        <w:t>di 12th Annual MIT Sloan Sports Analytics Conference</w:t>
-      </w:r>
-      <w:r>
-        <w:rPr>
-          <w:color w:val="000000"/>
-          <w:sz w:val="22"/>
-          <w:szCs w:val="22"/>
-        </w:rPr>
-        <w:t xml:space="preserve">, Boston. </w:t>
-      </w:r>
     </w:p>
     <w:p>
       <w:pPr>
@@ -12408,50 +12366,6 @@
           <w:szCs w:val="22"/>
         </w:rPr>
       </w:pPr>
-      <w:r>
-        <w:rPr>
-          <w:color w:val="000000"/>
-          <w:sz w:val="22"/>
-          <w:szCs w:val="22"/>
-        </w:rPr>
-        <w:t xml:space="preserve">[3] S. J. Brillinger, 2019, Assessing the Association Between the Expected Goals and the Actual Goals Scored in the English Premier League, </w:t>
-      </w:r>
-      <w:r>
-        <w:rPr>
-          <w:i/>
-          <w:iCs/>
-          <w:color w:val="000000"/>
-          <w:sz w:val="22"/>
-          <w:szCs w:val="22"/>
-        </w:rPr>
-        <w:t>Journal of Sports Analytics</w:t>
-      </w:r>
-      <w:r>
-        <w:rPr>
-          <w:color w:val="000000"/>
-          <w:sz w:val="22"/>
-          <w:szCs w:val="22"/>
-        </w:rPr>
-        <w:t xml:space="preserve">, vol. 5, no. 3, </w:t>
-      </w:r>
-      <w:proofErr w:type="spellStart"/>
-      <w:r>
-        <w:rPr>
-          <w:color w:val="000000"/>
-          <w:sz w:val="22"/>
-          <w:szCs w:val="22"/>
-        </w:rPr>
-        <w:t>hlm</w:t>
-      </w:r>
-      <w:proofErr w:type="spellEnd"/>
-      <w:r>
-        <w:rPr>
-          <w:color w:val="000000"/>
-          <w:sz w:val="22"/>
-          <w:szCs w:val="22"/>
-        </w:rPr>
-        <w:t xml:space="preserve"> 187-198. </w:t>
-      </w:r>
     </w:p>
     <w:p>
       <w:pPr>
@@ -12476,7 +12390,23 @@
           <w:sz w:val="22"/>
           <w:szCs w:val="22"/>
         </w:rPr>
-        <w:t xml:space="preserve">[4] S. Macdonald, 2012, An Introduction to Expected Goals in Football, </w:t>
+        <w:t xml:space="preserve">[2] </w:t>
+      </w:r>
+      <w:r>
+        <w:rPr>
+          <w:color w:val="000000"/>
+          <w:sz w:val="22"/>
+          <w:szCs w:val="22"/>
+        </w:rPr>
+        <w:t>W</w:t>
+      </w:r>
+      <w:r>
+        <w:rPr>
+          <w:color w:val="000000"/>
+          <w:sz w:val="22"/>
+          <w:szCs w:val="22"/>
+        </w:rPr>
+        <w:t xml:space="preserve">. Spearman, 2018, Beyond Expected Goals, </w:t>
       </w:r>
       <w:r>
         <w:rPr>
@@ -12486,15 +12416,15 @@
           <w:sz w:val="22"/>
           <w:szCs w:val="22"/>
         </w:rPr>
-        <w:t>Journal of Quantitative Analysis in Sports</w:t>
-      </w:r>
-      <w:r>
-        <w:rPr>
-          <w:color w:val="000000"/>
-          <w:sz w:val="22"/>
-          <w:szCs w:val="22"/>
-        </w:rPr>
-        <w:t xml:space="preserve">, vol. 8, no. 3. </w:t>
+        <w:t>di 12th Annual MIT Sloan Sports Analytics Conference</w:t>
+      </w:r>
+      <w:r>
+        <w:rPr>
+          <w:color w:val="000000"/>
+          <w:sz w:val="22"/>
+          <w:szCs w:val="22"/>
+        </w:rPr>
+        <w:t>, Boston.</w:t>
       </w:r>
     </w:p>
     <w:p>
@@ -12514,68 +12444,6 @@
           <w:szCs w:val="22"/>
         </w:rPr>
       </w:pPr>
-      <w:r>
-        <w:rPr>
-          <w:color w:val="000000"/>
-          <w:sz w:val="22"/>
-          <w:szCs w:val="22"/>
-        </w:rPr>
-        <w:t xml:space="preserve">[5] P. </w:t>
-      </w:r>
-      <w:proofErr w:type="spellStart"/>
-      <w:r>
-        <w:rPr>
-          <w:color w:val="000000"/>
-          <w:sz w:val="22"/>
-          <w:szCs w:val="22"/>
-        </w:rPr>
-        <w:t>Robberechts</w:t>
-      </w:r>
-      <w:proofErr w:type="spellEnd"/>
-      <w:r>
-        <w:rPr>
-          <w:color w:val="000000"/>
-          <w:sz w:val="22"/>
-          <w:szCs w:val="22"/>
-        </w:rPr>
-        <w:t xml:space="preserve">, J. Davis, dan J. Van Haaren, 2020, A Bayesian Approach to Expected Goals in Soccer, </w:t>
-      </w:r>
-      <w:r>
-        <w:rPr>
-          <w:i/>
-          <w:iCs/>
-          <w:color w:val="000000"/>
-          <w:sz w:val="22"/>
-          <w:szCs w:val="22"/>
-        </w:rPr>
-        <w:t>di ECML PKDD 2019: Machine Learning and Knowledge Discovery in Databases</w:t>
-      </w:r>
-      <w:r>
-        <w:rPr>
-          <w:color w:val="000000"/>
-          <w:sz w:val="22"/>
-          <w:szCs w:val="22"/>
-        </w:rPr>
-        <w:t xml:space="preserve">, </w:t>
-      </w:r>
-      <w:proofErr w:type="spellStart"/>
-      <w:r>
-        <w:rPr>
-          <w:color w:val="000000"/>
-          <w:sz w:val="22"/>
-          <w:szCs w:val="22"/>
-        </w:rPr>
-        <w:t>hlm</w:t>
-      </w:r>
-      <w:proofErr w:type="spellEnd"/>
-      <w:r>
-        <w:rPr>
-          <w:color w:val="000000"/>
-          <w:sz w:val="22"/>
-          <w:szCs w:val="22"/>
-        </w:rPr>
-        <w:t xml:space="preserve"> 250-265. </w:t>
-      </w:r>
     </w:p>
     <w:p>
       <w:pPr>
@@ -12594,68 +12462,6 @@
           <w:szCs w:val="22"/>
         </w:rPr>
       </w:pPr>
-      <w:r>
-        <w:rPr>
-          <w:color w:val="000000"/>
-          <w:sz w:val="22"/>
-          <w:szCs w:val="22"/>
-        </w:rPr>
-        <w:t xml:space="preserve">[6] N. </w:t>
-      </w:r>
-      <w:proofErr w:type="spellStart"/>
-      <w:r>
-        <w:rPr>
-          <w:color w:val="000000"/>
-          <w:sz w:val="22"/>
-          <w:szCs w:val="22"/>
-        </w:rPr>
-        <w:t>Donthu</w:t>
-      </w:r>
-      <w:proofErr w:type="spellEnd"/>
-      <w:r>
-        <w:rPr>
-          <w:color w:val="000000"/>
-          <w:sz w:val="22"/>
-          <w:szCs w:val="22"/>
-        </w:rPr>
-        <w:t xml:space="preserve">, S. Kumar, D. Mukherjee, N. Pandey, dan W. M. Lim, 2021, How to conduct a bibliometric analysis: An overview and guidelines, </w:t>
-      </w:r>
-      <w:r>
-        <w:rPr>
-          <w:i/>
-          <w:iCs/>
-          <w:color w:val="000000"/>
-          <w:sz w:val="22"/>
-          <w:szCs w:val="22"/>
-        </w:rPr>
-        <w:t>Journal of Business Research</w:t>
-      </w:r>
-      <w:r>
-        <w:rPr>
-          <w:color w:val="000000"/>
-          <w:sz w:val="22"/>
-          <w:szCs w:val="22"/>
-        </w:rPr>
-        <w:t xml:space="preserve">, vol. 133, </w:t>
-      </w:r>
-      <w:proofErr w:type="spellStart"/>
-      <w:r>
-        <w:rPr>
-          <w:color w:val="000000"/>
-          <w:sz w:val="22"/>
-          <w:szCs w:val="22"/>
-        </w:rPr>
-        <w:t>hlm</w:t>
-      </w:r>
-      <w:proofErr w:type="spellEnd"/>
-      <w:r>
-        <w:rPr>
-          <w:color w:val="000000"/>
-          <w:sz w:val="22"/>
-          <w:szCs w:val="22"/>
-        </w:rPr>
-        <w:t xml:space="preserve">. 285-296. </w:t>
-      </w:r>
     </w:p>
     <w:p>
       <w:pPr>
@@ -12680,26 +12486,7 @@
           <w:sz w:val="22"/>
           <w:szCs w:val="22"/>
         </w:rPr>
-        <w:lastRenderedPageBreak/>
-        <w:t xml:space="preserve">[7] G. </w:t>
-      </w:r>
-      <w:proofErr w:type="spellStart"/>
-      <w:r>
-        <w:rPr>
-          <w:color w:val="000000"/>
-          <w:sz w:val="22"/>
-          <w:szCs w:val="22"/>
-        </w:rPr>
-        <w:t>Anzer</w:t>
-      </w:r>
-      <w:proofErr w:type="spellEnd"/>
-      <w:r>
-        <w:rPr>
-          <w:color w:val="000000"/>
-          <w:sz w:val="22"/>
-          <w:szCs w:val="22"/>
-        </w:rPr>
-        <w:t xml:space="preserve">, dan P. Bauer, 2021, A goal scoring probability model for shots in football, </w:t>
+        <w:t xml:space="preserve">[3] S. J. Brillinger, 2019, Assessing the Association Between the Expected Goals and the Actual Goals Scored in the English Premier League, </w:t>
       </w:r>
       <w:r>
         <w:rPr>
@@ -12709,15 +12496,15 @@
           <w:sz w:val="22"/>
           <w:szCs w:val="22"/>
         </w:rPr>
-        <w:t>Frontiers in Sports and Active Living</w:t>
-      </w:r>
-      <w:r>
-        <w:rPr>
-          <w:color w:val="000000"/>
-          <w:sz w:val="22"/>
-          <w:szCs w:val="22"/>
-        </w:rPr>
-        <w:t xml:space="preserve">, vol 3, </w:t>
+        <w:t>Journal of Sports Analytics</w:t>
+      </w:r>
+      <w:r>
+        <w:rPr>
+          <w:color w:val="000000"/>
+          <w:sz w:val="22"/>
+          <w:szCs w:val="22"/>
+        </w:rPr>
+        <w:t xml:space="preserve">, vol. 5, no. 3, </w:t>
       </w:r>
       <w:proofErr w:type="spellStart"/>
       <w:r>
@@ -12735,7 +12522,7 @@
           <w:sz w:val="22"/>
           <w:szCs w:val="22"/>
         </w:rPr>
-        <w:t xml:space="preserve"> 1-11. </w:t>
+        <w:t xml:space="preserve"> 187-198.</w:t>
       </w:r>
     </w:p>
     <w:p>
@@ -12755,68 +12542,6 @@
           <w:szCs w:val="22"/>
         </w:rPr>
       </w:pPr>
-      <w:r>
-        <w:rPr>
-          <w:color w:val="000000"/>
-          <w:sz w:val="22"/>
-          <w:szCs w:val="22"/>
-        </w:rPr>
-        <w:t xml:space="preserve">[8] S. Harish, A. A. Kevin, U. H. Vardhan, dan P. S. Femi, 2023, Expected Goals Prediction in Football using </w:t>
-      </w:r>
-      <w:proofErr w:type="spellStart"/>
-      <w:r>
-        <w:rPr>
-          <w:color w:val="000000"/>
-          <w:sz w:val="22"/>
-          <w:szCs w:val="22"/>
-        </w:rPr>
-        <w:t>XGBoost</w:t>
-      </w:r>
-      <w:proofErr w:type="spellEnd"/>
-      <w:r>
-        <w:rPr>
-          <w:color w:val="000000"/>
-          <w:sz w:val="22"/>
-          <w:szCs w:val="22"/>
-        </w:rPr>
-        <w:t xml:space="preserve">, </w:t>
-      </w:r>
-      <w:r>
-        <w:rPr>
-          <w:i/>
-          <w:iCs/>
-          <w:color w:val="000000"/>
-          <w:sz w:val="22"/>
-          <w:szCs w:val="22"/>
-        </w:rPr>
-        <w:t>ESP Journal of Engineering &amp; Technology Advancements</w:t>
-      </w:r>
-      <w:r>
-        <w:rPr>
-          <w:color w:val="000000"/>
-          <w:sz w:val="22"/>
-          <w:szCs w:val="22"/>
-        </w:rPr>
-        <w:t xml:space="preserve">, vol 3, no. 1, </w:t>
-      </w:r>
-      <w:proofErr w:type="spellStart"/>
-      <w:r>
-        <w:rPr>
-          <w:color w:val="000000"/>
-          <w:sz w:val="22"/>
-          <w:szCs w:val="22"/>
-        </w:rPr>
-        <w:t>hlm</w:t>
-      </w:r>
-      <w:proofErr w:type="spellEnd"/>
-      <w:r>
-        <w:rPr>
-          <w:color w:val="000000"/>
-          <w:sz w:val="22"/>
-          <w:szCs w:val="22"/>
-        </w:rPr>
-        <w:t xml:space="preserve"> 21-26. </w:t>
-      </w:r>
     </w:p>
     <w:p>
       <w:pPr>
@@ -12835,6 +12560,533 @@
           <w:szCs w:val="22"/>
         </w:rPr>
       </w:pPr>
+    </w:p>
+    <w:p>
+      <w:pPr>
+        <w:pBdr>
+          <w:top w:val="nil"/>
+          <w:left w:val="nil"/>
+          <w:bottom w:val="nil"/>
+          <w:right w:val="nil"/>
+          <w:between w:val="nil"/>
+        </w:pBdr>
+        <w:ind w:left="426" w:hanging="426"/>
+        <w:jc w:val="both"/>
+        <w:rPr>
+          <w:color w:val="000000"/>
+          <w:sz w:val="22"/>
+          <w:szCs w:val="22"/>
+        </w:rPr>
+      </w:pPr>
+      <w:r>
+        <w:rPr>
+          <w:color w:val="000000"/>
+          <w:sz w:val="22"/>
+          <w:szCs w:val="22"/>
+        </w:rPr>
+        <w:t xml:space="preserve">[4] S. Macdonald, 2012, An Introduction to Expected Goals in Football, </w:t>
+      </w:r>
+      <w:r>
+        <w:rPr>
+          <w:i/>
+          <w:iCs/>
+          <w:color w:val="000000"/>
+          <w:sz w:val="22"/>
+          <w:szCs w:val="22"/>
+        </w:rPr>
+        <w:t>Journal of Quantitative Analysis in Sports</w:t>
+      </w:r>
+      <w:r>
+        <w:rPr>
+          <w:color w:val="000000"/>
+          <w:sz w:val="22"/>
+          <w:szCs w:val="22"/>
+        </w:rPr>
+        <w:t xml:space="preserve">, vol. 8, no. 3. </w:t>
+      </w:r>
+    </w:p>
+    <w:p>
+      <w:pPr>
+        <w:pBdr>
+          <w:top w:val="nil"/>
+          <w:left w:val="nil"/>
+          <w:bottom w:val="nil"/>
+          <w:right w:val="nil"/>
+          <w:between w:val="nil"/>
+        </w:pBdr>
+        <w:ind w:left="426" w:hanging="426"/>
+        <w:jc w:val="both"/>
+        <w:rPr>
+          <w:color w:val="000000"/>
+          <w:sz w:val="22"/>
+          <w:szCs w:val="22"/>
+        </w:rPr>
+      </w:pPr>
+      <w:r>
+        <w:rPr>
+          <w:color w:val="000000"/>
+          <w:sz w:val="22"/>
+          <w:szCs w:val="22"/>
+        </w:rPr>
+        <w:lastRenderedPageBreak/>
+        <w:t xml:space="preserve">[5] P. </w:t>
+      </w:r>
+      <w:proofErr w:type="spellStart"/>
+      <w:r>
+        <w:rPr>
+          <w:color w:val="000000"/>
+          <w:sz w:val="22"/>
+          <w:szCs w:val="22"/>
+        </w:rPr>
+        <w:t>Robberechts</w:t>
+      </w:r>
+      <w:proofErr w:type="spellEnd"/>
+      <w:r>
+        <w:rPr>
+          <w:color w:val="000000"/>
+          <w:sz w:val="22"/>
+          <w:szCs w:val="22"/>
+        </w:rPr>
+        <w:t xml:space="preserve">, J. Davis, dan J. Van Haaren, 2020, A Bayesian Approach to Expected Goals in Soccer, </w:t>
+      </w:r>
+      <w:r>
+        <w:rPr>
+          <w:i/>
+          <w:iCs/>
+          <w:color w:val="000000"/>
+          <w:sz w:val="22"/>
+          <w:szCs w:val="22"/>
+        </w:rPr>
+        <w:t>di ECML PKDD 2019: Machine Learning and Knowledge Discovery in Databases</w:t>
+      </w:r>
+      <w:r>
+        <w:rPr>
+          <w:color w:val="000000"/>
+          <w:sz w:val="22"/>
+          <w:szCs w:val="22"/>
+        </w:rPr>
+        <w:t xml:space="preserve">, </w:t>
+      </w:r>
+      <w:proofErr w:type="spellStart"/>
+      <w:r>
+        <w:rPr>
+          <w:color w:val="000000"/>
+          <w:sz w:val="22"/>
+          <w:szCs w:val="22"/>
+        </w:rPr>
+        <w:t>hlm</w:t>
+      </w:r>
+      <w:proofErr w:type="spellEnd"/>
+      <w:r>
+        <w:rPr>
+          <w:color w:val="000000"/>
+          <w:sz w:val="22"/>
+          <w:szCs w:val="22"/>
+        </w:rPr>
+        <w:t xml:space="preserve"> 250-265. </w:t>
+      </w:r>
+    </w:p>
+    <w:p>
+      <w:pPr>
+        <w:pBdr>
+          <w:top w:val="nil"/>
+          <w:left w:val="nil"/>
+          <w:bottom w:val="nil"/>
+          <w:right w:val="nil"/>
+          <w:between w:val="nil"/>
+        </w:pBdr>
+        <w:ind w:left="426" w:hanging="426"/>
+        <w:jc w:val="both"/>
+        <w:rPr>
+          <w:color w:val="000000"/>
+          <w:sz w:val="22"/>
+          <w:szCs w:val="22"/>
+        </w:rPr>
+      </w:pPr>
+    </w:p>
+    <w:p>
+      <w:pPr>
+        <w:pBdr>
+          <w:top w:val="nil"/>
+          <w:left w:val="nil"/>
+          <w:bottom w:val="nil"/>
+          <w:right w:val="nil"/>
+          <w:between w:val="nil"/>
+        </w:pBdr>
+        <w:ind w:left="426" w:hanging="426"/>
+        <w:jc w:val="both"/>
+        <w:rPr>
+          <w:color w:val="000000"/>
+          <w:sz w:val="22"/>
+          <w:szCs w:val="22"/>
+        </w:rPr>
+      </w:pPr>
+    </w:p>
+    <w:p>
+      <w:pPr>
+        <w:pBdr>
+          <w:top w:val="nil"/>
+          <w:left w:val="nil"/>
+          <w:bottom w:val="nil"/>
+          <w:right w:val="nil"/>
+          <w:between w:val="nil"/>
+        </w:pBdr>
+        <w:ind w:left="426" w:hanging="426"/>
+        <w:jc w:val="both"/>
+        <w:rPr>
+          <w:color w:val="000000"/>
+          <w:sz w:val="22"/>
+          <w:szCs w:val="22"/>
+        </w:rPr>
+      </w:pPr>
+      <w:r>
+        <w:rPr>
+          <w:color w:val="000000"/>
+          <w:sz w:val="22"/>
+          <w:szCs w:val="22"/>
+        </w:rPr>
+        <w:t xml:space="preserve">[6] N. </w:t>
+      </w:r>
+      <w:proofErr w:type="spellStart"/>
+      <w:r>
+        <w:rPr>
+          <w:color w:val="000000"/>
+          <w:sz w:val="22"/>
+          <w:szCs w:val="22"/>
+        </w:rPr>
+        <w:t>Donthu</w:t>
+      </w:r>
+      <w:proofErr w:type="spellEnd"/>
+      <w:r>
+        <w:rPr>
+          <w:color w:val="000000"/>
+          <w:sz w:val="22"/>
+          <w:szCs w:val="22"/>
+        </w:rPr>
+        <w:t xml:space="preserve">, S. Kumar, D. Mukherjee, N. Pandey, dan W. M. Lim, 2021, How to conduct a bibliometric analysis: An overview and guidelines, </w:t>
+      </w:r>
+      <w:r>
+        <w:rPr>
+          <w:i/>
+          <w:iCs/>
+          <w:color w:val="000000"/>
+          <w:sz w:val="22"/>
+          <w:szCs w:val="22"/>
+        </w:rPr>
+        <w:t>Journal of Business Research</w:t>
+      </w:r>
+      <w:r>
+        <w:rPr>
+          <w:color w:val="000000"/>
+          <w:sz w:val="22"/>
+          <w:szCs w:val="22"/>
+        </w:rPr>
+        <w:t xml:space="preserve">, vol. 133, </w:t>
+      </w:r>
+      <w:proofErr w:type="spellStart"/>
+      <w:r>
+        <w:rPr>
+          <w:color w:val="000000"/>
+          <w:sz w:val="22"/>
+          <w:szCs w:val="22"/>
+        </w:rPr>
+        <w:t>hlm</w:t>
+      </w:r>
+      <w:proofErr w:type="spellEnd"/>
+      <w:r>
+        <w:rPr>
+          <w:color w:val="000000"/>
+          <w:sz w:val="22"/>
+          <w:szCs w:val="22"/>
+        </w:rPr>
+        <w:t xml:space="preserve">. 285-296. </w:t>
+      </w:r>
+    </w:p>
+    <w:p>
+      <w:pPr>
+        <w:pBdr>
+          <w:top w:val="nil"/>
+          <w:left w:val="nil"/>
+          <w:bottom w:val="nil"/>
+          <w:right w:val="nil"/>
+          <w:between w:val="nil"/>
+        </w:pBdr>
+        <w:ind w:left="426" w:hanging="426"/>
+        <w:jc w:val="both"/>
+        <w:rPr>
+          <w:color w:val="000000"/>
+          <w:sz w:val="22"/>
+          <w:szCs w:val="22"/>
+        </w:rPr>
+      </w:pPr>
+    </w:p>
+    <w:p>
+      <w:pPr>
+        <w:pBdr>
+          <w:top w:val="nil"/>
+          <w:left w:val="nil"/>
+          <w:bottom w:val="nil"/>
+          <w:right w:val="nil"/>
+          <w:between w:val="nil"/>
+        </w:pBdr>
+        <w:ind w:left="426" w:hanging="426"/>
+        <w:jc w:val="both"/>
+        <w:rPr>
+          <w:color w:val="000000"/>
+          <w:sz w:val="22"/>
+          <w:szCs w:val="22"/>
+        </w:rPr>
+      </w:pPr>
+    </w:p>
+    <w:p>
+      <w:pPr>
+        <w:pBdr>
+          <w:top w:val="nil"/>
+          <w:left w:val="nil"/>
+          <w:bottom w:val="nil"/>
+          <w:right w:val="nil"/>
+          <w:between w:val="nil"/>
+        </w:pBdr>
+        <w:ind w:left="426" w:hanging="426"/>
+        <w:jc w:val="both"/>
+        <w:rPr>
+          <w:color w:val="000000"/>
+          <w:sz w:val="22"/>
+          <w:szCs w:val="22"/>
+        </w:rPr>
+      </w:pPr>
+      <w:r>
+        <w:rPr>
+          <w:color w:val="000000"/>
+          <w:sz w:val="22"/>
+          <w:szCs w:val="22"/>
+        </w:rPr>
+        <w:t xml:space="preserve">[7] G. </w:t>
+      </w:r>
+      <w:proofErr w:type="spellStart"/>
+      <w:r>
+        <w:rPr>
+          <w:color w:val="000000"/>
+          <w:sz w:val="22"/>
+          <w:szCs w:val="22"/>
+        </w:rPr>
+        <w:t>Anzer</w:t>
+      </w:r>
+      <w:proofErr w:type="spellEnd"/>
+      <w:r>
+        <w:rPr>
+          <w:color w:val="000000"/>
+          <w:sz w:val="22"/>
+          <w:szCs w:val="22"/>
+        </w:rPr>
+        <w:t xml:space="preserve">, dan P. Bauer, 2021, A goal scoring probability model for shots in football, </w:t>
+      </w:r>
+      <w:r>
+        <w:rPr>
+          <w:i/>
+          <w:iCs/>
+          <w:color w:val="000000"/>
+          <w:sz w:val="22"/>
+          <w:szCs w:val="22"/>
+        </w:rPr>
+        <w:t>Frontiers in Sports and Active Living</w:t>
+      </w:r>
+      <w:r>
+        <w:rPr>
+          <w:color w:val="000000"/>
+          <w:sz w:val="22"/>
+          <w:szCs w:val="22"/>
+        </w:rPr>
+        <w:t xml:space="preserve">, vol 3, </w:t>
+      </w:r>
+      <w:proofErr w:type="spellStart"/>
+      <w:r>
+        <w:rPr>
+          <w:color w:val="000000"/>
+          <w:sz w:val="22"/>
+          <w:szCs w:val="22"/>
+        </w:rPr>
+        <w:t>hlm</w:t>
+      </w:r>
+      <w:proofErr w:type="spellEnd"/>
+      <w:r>
+        <w:rPr>
+          <w:color w:val="000000"/>
+          <w:sz w:val="22"/>
+          <w:szCs w:val="22"/>
+        </w:rPr>
+        <w:t xml:space="preserve"> 1-11. </w:t>
+      </w:r>
+    </w:p>
+    <w:p>
+      <w:pPr>
+        <w:pBdr>
+          <w:top w:val="nil"/>
+          <w:left w:val="nil"/>
+          <w:bottom w:val="nil"/>
+          <w:right w:val="nil"/>
+          <w:between w:val="nil"/>
+        </w:pBdr>
+        <w:ind w:left="426" w:hanging="426"/>
+        <w:jc w:val="both"/>
+        <w:rPr>
+          <w:color w:val="000000"/>
+          <w:sz w:val="22"/>
+          <w:szCs w:val="22"/>
+        </w:rPr>
+      </w:pPr>
+    </w:p>
+    <w:p>
+      <w:pPr>
+        <w:pBdr>
+          <w:top w:val="nil"/>
+          <w:left w:val="nil"/>
+          <w:bottom w:val="nil"/>
+          <w:right w:val="nil"/>
+          <w:between w:val="nil"/>
+        </w:pBdr>
+        <w:ind w:left="426" w:hanging="426"/>
+        <w:jc w:val="both"/>
+        <w:rPr>
+          <w:color w:val="000000"/>
+          <w:sz w:val="22"/>
+          <w:szCs w:val="22"/>
+        </w:rPr>
+      </w:pPr>
+    </w:p>
+    <w:p>
+      <w:pPr>
+        <w:pBdr>
+          <w:top w:val="nil"/>
+          <w:left w:val="nil"/>
+          <w:bottom w:val="nil"/>
+          <w:right w:val="nil"/>
+          <w:between w:val="nil"/>
+        </w:pBdr>
+        <w:ind w:left="426" w:hanging="426"/>
+        <w:jc w:val="both"/>
+        <w:rPr>
+          <w:color w:val="000000"/>
+          <w:sz w:val="22"/>
+          <w:szCs w:val="22"/>
+        </w:rPr>
+      </w:pPr>
+      <w:r>
+        <w:rPr>
+          <w:color w:val="000000"/>
+          <w:sz w:val="22"/>
+          <w:szCs w:val="22"/>
+        </w:rPr>
+        <w:t xml:space="preserve">[8] S. Harish, A. A. Kevin, U. H. Vardhan, dan P. S. Femi, 2023, Expected Goals Prediction in Football using </w:t>
+      </w:r>
+      <w:proofErr w:type="spellStart"/>
+      <w:r>
+        <w:rPr>
+          <w:color w:val="000000"/>
+          <w:sz w:val="22"/>
+          <w:szCs w:val="22"/>
+        </w:rPr>
+        <w:t>XGBoost</w:t>
+      </w:r>
+      <w:proofErr w:type="spellEnd"/>
+      <w:r>
+        <w:rPr>
+          <w:color w:val="000000"/>
+          <w:sz w:val="22"/>
+          <w:szCs w:val="22"/>
+        </w:rPr>
+        <w:t xml:space="preserve">, </w:t>
+      </w:r>
+      <w:r>
+        <w:rPr>
+          <w:i/>
+          <w:iCs/>
+          <w:color w:val="000000"/>
+          <w:sz w:val="22"/>
+          <w:szCs w:val="22"/>
+        </w:rPr>
+        <w:t>ESP Journal of Engineering &amp; Technology Advancements</w:t>
+      </w:r>
+      <w:r>
+        <w:rPr>
+          <w:color w:val="000000"/>
+          <w:sz w:val="22"/>
+          <w:szCs w:val="22"/>
+        </w:rPr>
+        <w:t xml:space="preserve">, vol 3, no. 1, </w:t>
+      </w:r>
+      <w:proofErr w:type="spellStart"/>
+      <w:r>
+        <w:rPr>
+          <w:color w:val="000000"/>
+          <w:sz w:val="22"/>
+          <w:szCs w:val="22"/>
+        </w:rPr>
+        <w:t>hlm</w:t>
+      </w:r>
+      <w:proofErr w:type="spellEnd"/>
+      <w:r>
+        <w:rPr>
+          <w:color w:val="000000"/>
+          <w:sz w:val="22"/>
+          <w:szCs w:val="22"/>
+        </w:rPr>
+        <w:t xml:space="preserve"> 21-26. </w:t>
+      </w:r>
+    </w:p>
+    <w:p>
+      <w:pPr>
+        <w:pBdr>
+          <w:top w:val="nil"/>
+          <w:left w:val="nil"/>
+          <w:bottom w:val="nil"/>
+          <w:right w:val="nil"/>
+          <w:between w:val="nil"/>
+        </w:pBdr>
+        <w:ind w:left="426" w:hanging="426"/>
+        <w:jc w:val="both"/>
+        <w:rPr>
+          <w:color w:val="000000"/>
+          <w:sz w:val="22"/>
+          <w:szCs w:val="22"/>
+        </w:rPr>
+      </w:pPr>
+    </w:p>
+    <w:p>
+      <w:pPr>
+        <w:pBdr>
+          <w:top w:val="nil"/>
+          <w:left w:val="nil"/>
+          <w:bottom w:val="nil"/>
+          <w:right w:val="nil"/>
+          <w:between w:val="nil"/>
+        </w:pBdr>
+        <w:ind w:left="426" w:hanging="426"/>
+        <w:jc w:val="both"/>
+        <w:rPr>
+          <w:color w:val="000000"/>
+          <w:sz w:val="22"/>
+          <w:szCs w:val="22"/>
+        </w:rPr>
+      </w:pPr>
+    </w:p>
+    <w:p>
+      <w:pPr>
+        <w:pBdr>
+          <w:top w:val="nil"/>
+          <w:left w:val="nil"/>
+          <w:bottom w:val="nil"/>
+          <w:right w:val="nil"/>
+          <w:between w:val="nil"/>
+        </w:pBdr>
+        <w:ind w:left="426" w:hanging="426"/>
+        <w:jc w:val="both"/>
+        <w:rPr>
+          <w:color w:val="000000"/>
+          <w:sz w:val="22"/>
+          <w:szCs w:val="22"/>
+        </w:rPr>
+      </w:pPr>
       <w:r>
         <w:rPr>
           <w:color w:val="000000"/>
@@ -12937,6 +13189,42 @@
         </w:rPr>
         <w:t xml:space="preserve">: 28-Agu-2025]. </w:t>
       </w:r>
+    </w:p>
+    <w:p>
+      <w:pPr>
+        <w:pBdr>
+          <w:top w:val="nil"/>
+          <w:left w:val="nil"/>
+          <w:bottom w:val="nil"/>
+          <w:right w:val="nil"/>
+          <w:between w:val="nil"/>
+        </w:pBdr>
+        <w:ind w:left="426" w:hanging="426"/>
+        <w:jc w:val="both"/>
+        <w:rPr>
+          <w:color w:val="000000"/>
+          <w:sz w:val="22"/>
+          <w:szCs w:val="22"/>
+        </w:rPr>
+      </w:pPr>
+    </w:p>
+    <w:p>
+      <w:pPr>
+        <w:pBdr>
+          <w:top w:val="nil"/>
+          <w:left w:val="nil"/>
+          <w:bottom w:val="nil"/>
+          <w:right w:val="nil"/>
+          <w:between w:val="nil"/>
+        </w:pBdr>
+        <w:ind w:left="426" w:hanging="426"/>
+        <w:jc w:val="both"/>
+        <w:rPr>
+          <w:color w:val="000000"/>
+          <w:sz w:val="22"/>
+          <w:szCs w:val="22"/>
+        </w:rPr>
+      </w:pPr>
     </w:p>
     <w:p>
       <w:pPr>
@@ -13130,7 +13418,7 @@
             </wp:anchor>
           </w:drawing>
         </mc:Choice>
-        <mc:Fallback xmlns:cr="http://schemas.microsoft.com/office/comments/2020/reactions" xmlns="http://schemas.microsoft.com/office/tasks/2019/documenttasks" xmlns:dgm="http://schemas.openxmlformats.org/drawingml/2006/diagram" xmlns:lc="http://schemas.openxmlformats.org/drawingml/2006/lockedCanvas" xmlns:c="http://schemas.openxmlformats.org/drawingml/2006/chart" xmlns:pic="http://schemas.openxmlformats.org/drawingml/2006/picture" xmlns:a="http://schemas.openxmlformats.org/drawingml/2006/main" xmlns:sl="http://schemas.openxmlformats.org/schemaLibrary/2006/main">
+        <mc:Fallback xmlns:sl="http://schemas.openxmlformats.org/schemaLibrary/2006/main" xmlns:a="http://schemas.openxmlformats.org/drawingml/2006/main" xmlns:pic="http://schemas.openxmlformats.org/drawingml/2006/picture" xmlns:c="http://schemas.openxmlformats.org/drawingml/2006/chart" xmlns:lc="http://schemas.openxmlformats.org/drawingml/2006/lockedCanvas" xmlns:dgm="http://schemas.openxmlformats.org/drawingml/2006/diagram" xmlns="http://schemas.microsoft.com/office/tasks/2019/documenttasks" xmlns:cr="http://schemas.microsoft.com/office/comments/2020/reactions">
           <w:drawing>
             <wp:anchor allowOverlap="1" behindDoc="0" distB="0" distT="0" distL="114300" distR="114300" hidden="0" layoutInCell="1" locked="0" relativeHeight="0" simplePos="0">
               <wp:simplePos x="0" y="0"/>
@@ -13701,7 +13989,7 @@
             </wp:anchor>
           </w:drawing>
         </mc:Choice>
-        <mc:Fallback xmlns:cr="http://schemas.microsoft.com/office/comments/2020/reactions" xmlns="http://schemas.microsoft.com/office/tasks/2019/documenttasks" xmlns:dgm="http://schemas.openxmlformats.org/drawingml/2006/diagram" xmlns:lc="http://schemas.openxmlformats.org/drawingml/2006/lockedCanvas" xmlns:c="http://schemas.openxmlformats.org/drawingml/2006/chart" xmlns:pic="http://schemas.openxmlformats.org/drawingml/2006/picture" xmlns:a="http://schemas.openxmlformats.org/drawingml/2006/main" xmlns:sl="http://schemas.openxmlformats.org/schemaLibrary/2006/main">
+        <mc:Fallback xmlns:sl="http://schemas.openxmlformats.org/schemaLibrary/2006/main" xmlns:a="http://schemas.openxmlformats.org/drawingml/2006/main" xmlns:pic="http://schemas.openxmlformats.org/drawingml/2006/picture" xmlns:c="http://schemas.openxmlformats.org/drawingml/2006/chart" xmlns:lc="http://schemas.openxmlformats.org/drawingml/2006/lockedCanvas" xmlns:dgm="http://schemas.openxmlformats.org/drawingml/2006/diagram" xmlns="http://schemas.microsoft.com/office/tasks/2019/documenttasks" xmlns:cr="http://schemas.microsoft.com/office/comments/2020/reactions">
           <w:drawing>
             <wp:anchor allowOverlap="1" behindDoc="0" distB="0" distT="0" distL="114300" distR="114300" hidden="0" layoutInCell="1" locked="0" relativeHeight="0" simplePos="0">
               <wp:simplePos x="0" y="0"/>
@@ -14238,7 +14526,7 @@
             </wp:anchor>
           </w:drawing>
         </mc:Choice>
-        <mc:Fallback xmlns:cr="http://schemas.microsoft.com/office/comments/2020/reactions" xmlns="http://schemas.microsoft.com/office/tasks/2019/documenttasks" xmlns:dgm="http://schemas.openxmlformats.org/drawingml/2006/diagram" xmlns:lc="http://schemas.openxmlformats.org/drawingml/2006/lockedCanvas" xmlns:c="http://schemas.openxmlformats.org/drawingml/2006/chart" xmlns:pic="http://schemas.openxmlformats.org/drawingml/2006/picture" xmlns:a="http://schemas.openxmlformats.org/drawingml/2006/main" xmlns:sl="http://schemas.openxmlformats.org/schemaLibrary/2006/main">
+        <mc:Fallback xmlns:sl="http://schemas.openxmlformats.org/schemaLibrary/2006/main" xmlns:a="http://schemas.openxmlformats.org/drawingml/2006/main" xmlns:pic="http://schemas.openxmlformats.org/drawingml/2006/picture" xmlns:c="http://schemas.openxmlformats.org/drawingml/2006/chart" xmlns:lc="http://schemas.openxmlformats.org/drawingml/2006/lockedCanvas" xmlns:dgm="http://schemas.openxmlformats.org/drawingml/2006/diagram" xmlns="http://schemas.microsoft.com/office/tasks/2019/documenttasks" xmlns:cr="http://schemas.microsoft.com/office/comments/2020/reactions">
           <w:drawing>
             <wp:anchor allowOverlap="1" behindDoc="0" distB="0" distT="0" distL="114300" distR="114300" hidden="0" layoutInCell="1" locked="0" relativeHeight="0" simplePos="0">
               <wp:simplePos x="0" y="0"/>
